--- a/Word-File/OOP_Practical-1.docx
+++ b/Word-File/OOP_Practical-1.docx
@@ -1,6 +1,6 @@
 
 <file path=word/document.xml><?xml version="1.0" encoding="utf-8"?>
-<w:document xmlns:wpc="http://schemas.microsoft.com/office/word/2010/wordprocessingCanvas" xmlns:cx="http://schemas.microsoft.com/office/drawing/2014/chartex" xmlns:cx1="http://schemas.microsoft.com/office/drawing/2015/9/8/chartex" xmlns:cx2="http://schemas.microsoft.com/office/drawing/2015/10/21/chartex" xmlns:cx3="http://schemas.microsoft.com/office/drawing/2016/5/9/chartex" xmlns:cx4="http://schemas.microsoft.com/office/drawing/2016/5/10/chartex" xmlns:cx5="http://schemas.microsoft.com/office/drawing/2016/5/11/chartex" xmlns:cx6="http://schemas.microsoft.com/office/drawing/2016/5/12/chartex" xmlns:cx7="http://schemas.microsoft.com/office/drawing/2016/5/13/chartex" xmlns:cx8="http://schemas.microsoft.com/office/drawing/2016/5/14/chartex" xmlns:mc="http://schemas.openxmlformats.org/markup-compatibility/2006" xmlns:aink="http://schemas.microsoft.com/office/drawing/2016/ink" xmlns:am3d="http://schemas.microsoft.com/office/drawing/2017/model3d" xmlns:o="urn:schemas-microsoft-com:office:office" xmlns:oel="http://schemas.microsoft.com/office/2019/extlst" xmlns:r="http://schemas.openxmlformats.org/officeDocument/2006/relationships" xmlns:m="http://schemas.openxmlformats.org/officeDocument/2006/math" xmlns:v="urn:schemas-microsoft-com:vml" xmlns:wp14="http://schemas.microsoft.com/office/word/2010/wordprocessingDrawing" xmlns:wp="http://schemas.openxmlformats.org/drawingml/2006/wordprocessingDrawing" xmlns:w10="urn:schemas-microsoft-com:office:word" xmlns:w="http://schemas.openxmlformats.org/wordprocessingml/2006/main" xmlns:w14="http://schemas.microsoft.com/office/word/2010/wordml" xmlns:w15="http://schemas.microsoft.com/office/word/2012/wordml" xmlns:w16cei="http://schemas.microsoft.com/office/word/2026/wordml/cei" xmlns:w16cex="http://schemas.microsoft.com/office/word/2018/wordml/cex" xmlns:w16cid="http://schemas.microsoft.com/office/word/2016/wordml/cid" xmlns:w16="http://schemas.microsoft.com/office/word/2018/wordml" xmlns:w16du="http://schemas.microsoft.com/office/word/2023/wordml/word16du" xmlns:w16sdtdh="http://schemas.microsoft.com/office/word/2020/wordml/sdtdatahash" xmlns:w16sdtfl="http://schemas.microsoft.com/office/word/2024/wordml/sdtformatlock" xmlns:w16se="http://schemas.microsoft.com/office/word/2015/wordml/symex" xmlns:wpg="http://schemas.microsoft.com/office/word/2010/wordprocessingGroup" xmlns:wpi="http://schemas.microsoft.com/office/word/2010/wordprocessingInk" xmlns:wne="http://schemas.microsoft.com/office/word/2006/wordml" xmlns:wps="http://schemas.microsoft.com/office/word/2010/wordprocessingShape" mc:Ignorable="w14 w15 w16se w16cid w16 w16cex w16sdtdh w16sdtfl w16du wp14">
+<w:document xmlns:wpc="http://schemas.microsoft.com/office/word/2010/wordprocessingCanvas" xmlns:cx="http://schemas.microsoft.com/office/drawing/2014/chartex" xmlns:cx1="http://schemas.microsoft.com/office/drawing/2015/9/8/chartex" xmlns:cx2="http://schemas.microsoft.com/office/drawing/2015/10/21/chartex" xmlns:cx3="http://schemas.microsoft.com/office/drawing/2016/5/9/chartex" xmlns:cx4="http://schemas.microsoft.com/office/drawing/2016/5/10/chartex" xmlns:cx5="http://schemas.microsoft.com/office/drawing/2016/5/11/chartex" xmlns:cx6="http://schemas.microsoft.com/office/drawing/2016/5/12/chartex" xmlns:cx7="http://schemas.microsoft.com/office/drawing/2016/5/13/chartex" xmlns:cx8="http://schemas.microsoft.com/office/drawing/2016/5/14/chartex" xmlns:mc="http://schemas.openxmlformats.org/markup-compatibility/2006" xmlns:aink="http://schemas.microsoft.com/office/drawing/2016/ink" xmlns:am3d="http://schemas.microsoft.com/office/drawing/2017/model3d" xmlns:o="urn:schemas-microsoft-com:office:office" xmlns:oel="http://schemas.microsoft.com/office/2019/extlst" xmlns:r="http://schemas.openxmlformats.org/officeDocument/2006/relationships" xmlns:m="http://schemas.openxmlformats.org/officeDocument/2006/math" xmlns:v="urn:schemas-microsoft-com:vml" xmlns:wp14="http://schemas.microsoft.com/office/word/2010/wordprocessingDrawing" xmlns:wp="http://schemas.openxmlformats.org/drawingml/2006/wordprocessingDrawing" xmlns:w10="urn:schemas-microsoft-com:office:word" xmlns:w="http://schemas.openxmlformats.org/wordprocessingml/2006/main" xmlns:w14="http://schemas.microsoft.com/office/word/2010/wordml" xmlns:w15="http://schemas.microsoft.com/office/word/2012/wordml" xmlns:w16cex="http://schemas.microsoft.com/office/word/2018/wordml/cex" xmlns:w16cid="http://schemas.microsoft.com/office/word/2016/wordml/cid" xmlns:w16="http://schemas.microsoft.com/office/word/2018/wordml" xmlns:w16du="http://schemas.microsoft.com/office/word/2023/wordml/word16du" xmlns:w16sdtdh="http://schemas.microsoft.com/office/word/2020/wordml/sdtdatahash" xmlns:w16sdtfl="http://schemas.microsoft.com/office/word/2024/wordml/sdtformatlock" xmlns:w16se="http://schemas.microsoft.com/office/word/2015/wordml/symex" xmlns:wpg="http://schemas.microsoft.com/office/word/2010/wordprocessingGroup" xmlns:wpi="http://schemas.microsoft.com/office/word/2010/wordprocessingInk" xmlns:wne="http://schemas.microsoft.com/office/word/2006/wordml" xmlns:wps="http://schemas.microsoft.com/office/word/2010/wordprocessingShape" mc:Ignorable="w14 w15 w16se w16cid w16 w16cex w16sdtdh w16sdtfl w16du wp14">
   <w:body>
     <w:tbl>
       <w:tblPr>
@@ -115,8 +115,17 @@
           <w:b/>
           <w:bCs/>
         </w:rPr>
-        <w:t>GIT REPOSITRY LINK :</w:t>
-      </w:r>
+        <w:t xml:space="preserve">GIT REPOSITRY </w:t>
+      </w:r>
+      <w:proofErr w:type="gramStart"/>
+      <w:r>
+        <w:rPr>
+          <w:b/>
+          <w:bCs/>
+        </w:rPr>
+        <w:t>LINK :</w:t>
+      </w:r>
+      <w:proofErr w:type="gramEnd"/>
       <w:r>
         <w:rPr>
           <w:b/>
@@ -134,14 +143,14 @@
           <w:u w:val="single"/>
         </w:rPr>
       </w:pPr>
-      <w:hyperlink r:id="rId5" w:history="1">
+      <w:hyperlink r:id="rId7" w:history="1">
         <w:r>
           <w:rPr>
             <w:rStyle w:val="Hyperlink"/>
             <w:b/>
             <w:bCs/>
           </w:rPr>
-          <w:t>https://github.com/romilgabani19/JAVA-Practical/tree/main/Practical-1</w:t>
+          <w:t>https://github.com/romilgabani19/JAVA-Practical</w:t>
         </w:r>
       </w:hyperlink>
     </w:p>
@@ -199,15 +208,33 @@
           <w:szCs w:val="28"/>
           <w:u w:val="single"/>
         </w:rPr>
-        <w:t>PROBLEM-1</w:t>
-      </w:r>
+        <w:t>PROBLEM-</w:t>
+      </w:r>
+      <w:proofErr w:type="gramStart"/>
       <w:r>
         <w:rPr>
           <w:sz w:val="28"/>
           <w:szCs w:val="28"/>
           <w:u w:val="single"/>
         </w:rPr>
-        <w:t xml:space="preserve"> : </w:t>
+        <w:t>1</w:t>
+      </w:r>
+      <w:r>
+        <w:rPr>
+          <w:sz w:val="28"/>
+          <w:szCs w:val="28"/>
+          <w:u w:val="single"/>
+        </w:rPr>
+        <w:t xml:space="preserve"> :</w:t>
+      </w:r>
+      <w:proofErr w:type="gramEnd"/>
+      <w:r>
+        <w:rPr>
+          <w:sz w:val="28"/>
+          <w:szCs w:val="28"/>
+          <w:u w:val="single"/>
+        </w:rPr>
+        <w:t xml:space="preserve"> </w:t>
       </w:r>
       <w:r>
         <w:rPr>
@@ -285,6 +312,7 @@
           <w:szCs w:val="28"/>
         </w:rPr>
       </w:pPr>
+      <w:proofErr w:type="gramStart"/>
       <w:r>
         <w:rPr>
           <w:sz w:val="28"/>
@@ -292,6 +320,7 @@
         </w:rPr>
         <w:t>CODE :</w:t>
       </w:r>
+      <w:proofErr w:type="gramEnd"/>
     </w:p>
     <w:p>
       <w:pPr>
@@ -306,8 +335,13 @@
         <w:t xml:space="preserve">import </w:t>
       </w:r>
       <w:proofErr w:type="spellStart"/>
-      <w:r>
-        <w:t>java.util.Scanner</w:t>
+      <w:proofErr w:type="gramStart"/>
+      <w:r>
+        <w:t>java.util</w:t>
+      </w:r>
+      <w:proofErr w:type="gramEnd"/>
+      <w:r>
+        <w:t>.Scanner</w:t>
       </w:r>
       <w:proofErr w:type="spellEnd"/>
       <w:r>
@@ -369,7 +403,15 @@
     <w:p/>
     <w:p>
       <w:r>
-        <w:t xml:space="preserve">    public static void main(String[] </w:t>
+        <w:t xml:space="preserve">    public static void </w:t>
+      </w:r>
+      <w:proofErr w:type="gramStart"/>
+      <w:r>
+        <w:t>main(String[</w:t>
+      </w:r>
+      <w:proofErr w:type="gramEnd"/>
+      <w:r>
+        <w:t xml:space="preserve">] </w:t>
       </w:r>
       <w:proofErr w:type="spellStart"/>
       <w:r>
@@ -407,7 +449,15 @@
       </w:r>
       <w:proofErr w:type="spellEnd"/>
       <w:r>
-        <w:t xml:space="preserve"> = new Scanner(System.in);</w:t>
+        <w:t xml:space="preserve"> = new </w:t>
+      </w:r>
+      <w:proofErr w:type="gramStart"/>
+      <w:r>
+        <w:t>Scanner(</w:t>
+      </w:r>
+      <w:proofErr w:type="gramEnd"/>
+      <w:r>
+        <w:t>System.in);</w:t>
       </w:r>
     </w:p>
     <w:p/>
@@ -439,18 +489,25 @@
         <w:t xml:space="preserve">            String input = </w:t>
       </w:r>
       <w:proofErr w:type="spellStart"/>
+      <w:proofErr w:type="gramStart"/>
       <w:r>
         <w:t>sc.next</w:t>
       </w:r>
       <w:proofErr w:type="spellEnd"/>
-      <w:r>
-        <w:t>().</w:t>
+      <w:proofErr w:type="gramEnd"/>
+      <w:r>
+        <w:t>(</w:t>
+      </w:r>
+      <w:proofErr w:type="gramStart"/>
+      <w:r>
+        <w:t>).</w:t>
       </w:r>
       <w:proofErr w:type="spellStart"/>
       <w:r>
         <w:t>toUpperCase</w:t>
       </w:r>
       <w:proofErr w:type="spellEnd"/>
+      <w:proofErr w:type="gramEnd"/>
       <w:r>
         <w:t>();</w:t>
       </w:r>
@@ -558,10 +615,12 @@
         <w:t xml:space="preserve">        </w:t>
       </w:r>
       <w:proofErr w:type="spellStart"/>
+      <w:proofErr w:type="gramStart"/>
       <w:r>
         <w:t>sc.close</w:t>
       </w:r>
       <w:proofErr w:type="spellEnd"/>
+      <w:proofErr w:type="gramEnd"/>
       <w:r>
         <w:t>();</w:t>
       </w:r>
@@ -584,12 +643,21 @@
           <w:szCs w:val="28"/>
         </w:rPr>
       </w:pPr>
-      <w:r>
-        <w:rPr>
-          <w:sz w:val="28"/>
-          <w:szCs w:val="28"/>
-        </w:rPr>
-        <w:t xml:space="preserve">OUTPUT : </w:t>
+      <w:proofErr w:type="gramStart"/>
+      <w:r>
+        <w:rPr>
+          <w:sz w:val="28"/>
+          <w:szCs w:val="28"/>
+        </w:rPr>
+        <w:t>OUTPUT :</w:t>
+      </w:r>
+      <w:proofErr w:type="gramEnd"/>
+      <w:r>
+        <w:rPr>
+          <w:sz w:val="28"/>
+          <w:szCs w:val="28"/>
+        </w:rPr>
+        <w:t xml:space="preserve"> </w:t>
       </w:r>
     </w:p>
     <w:p>
@@ -629,7 +697,7 @@
                     <pic:cNvPicPr/>
                   </pic:nvPicPr>
                   <pic:blipFill>
-                    <a:blip r:embed="rId6"/>
+                    <a:blip r:embed="rId8"/>
                     <a:stretch>
                       <a:fillRect/>
                     </a:stretch>
@@ -687,7 +755,7 @@
                     <pic:cNvPicPr/>
                   </pic:nvPicPr>
                   <pic:blipFill>
-                    <a:blip r:embed="rId7"/>
+                    <a:blip r:embed="rId9"/>
                     <a:stretch>
                       <a:fillRect/>
                     </a:stretch>
@@ -730,12 +798,38 @@
           <w:szCs w:val="28"/>
           <w:u w:val="single"/>
         </w:rPr>
-        <w:t>PROBLEM-2 : Toll booth (TollBooth.java, main in this file)</w:t>
-      </w:r>
-    </w:p>
-    <w:p>
-      <w:r>
-        <w:t>(a) Define a record Vehicle(String number, String type).</w:t>
+        <w:t>PROBLEM-</w:t>
+      </w:r>
+      <w:proofErr w:type="gramStart"/>
+      <w:r>
+        <w:rPr>
+          <w:sz w:val="28"/>
+          <w:szCs w:val="28"/>
+          <w:u w:val="single"/>
+        </w:rPr>
+        <w:t>2 :</w:t>
+      </w:r>
+      <w:proofErr w:type="gramEnd"/>
+      <w:r>
+        <w:rPr>
+          <w:sz w:val="28"/>
+          <w:szCs w:val="28"/>
+          <w:u w:val="single"/>
+        </w:rPr>
+        <w:t xml:space="preserve"> Toll booth (TollBooth.java, main in this file)</w:t>
+      </w:r>
+    </w:p>
+    <w:p>
+      <w:r>
+        <w:t xml:space="preserve">(a) Define a record </w:t>
+      </w:r>
+      <w:proofErr w:type="gramStart"/>
+      <w:r>
+        <w:t>Vehicle(</w:t>
+      </w:r>
+      <w:proofErr w:type="gramEnd"/>
+      <w:r>
+        <w:t>String number, String type).</w:t>
       </w:r>
     </w:p>
     <w:p>
@@ -765,24 +859,41 @@
     </w:p>
     <w:p>
       <w:r>
-        <w:t>Expected output: two cars + one bike → “Total toll: 120”, “Most frequent: car”.</w:t>
-      </w:r>
-    </w:p>
-    <w:p/>
-    <w:p/>
-    <w:p>
-      <w:pPr>
-        <w:rPr>
-          <w:sz w:val="28"/>
-          <w:szCs w:val="28"/>
-        </w:rPr>
-      </w:pPr>
-      <w:r>
-        <w:rPr>
-          <w:sz w:val="28"/>
-          <w:szCs w:val="28"/>
-        </w:rPr>
-        <w:t xml:space="preserve">CODE : </w:t>
+        <w:t xml:space="preserve">Expected output: two cars + one </w:t>
+      </w:r>
+      <w:proofErr w:type="gramStart"/>
+      <w:r>
+        <w:t>bike</w:t>
+      </w:r>
+      <w:proofErr w:type="gramEnd"/>
+      <w:r>
+        <w:t xml:space="preserve"> → “Total toll: 120”, “Most frequent: car”.</w:t>
+      </w:r>
+    </w:p>
+    <w:p/>
+    <w:p/>
+    <w:p>
+      <w:pPr>
+        <w:rPr>
+          <w:sz w:val="28"/>
+          <w:szCs w:val="28"/>
+        </w:rPr>
+      </w:pPr>
+      <w:proofErr w:type="gramStart"/>
+      <w:r>
+        <w:rPr>
+          <w:sz w:val="28"/>
+          <w:szCs w:val="28"/>
+        </w:rPr>
+        <w:t>CODE :</w:t>
+      </w:r>
+      <w:proofErr w:type="gramEnd"/>
+      <w:r>
+        <w:rPr>
+          <w:sz w:val="28"/>
+          <w:szCs w:val="28"/>
+        </w:rPr>
+        <w:t xml:space="preserve"> </w:t>
       </w:r>
     </w:p>
     <w:p>
@@ -798,8 +909,13 @@
         <w:t xml:space="preserve">import </w:t>
       </w:r>
       <w:proofErr w:type="spellStart"/>
-      <w:r>
-        <w:t>java.util.Scanner</w:t>
+      <w:proofErr w:type="gramStart"/>
+      <w:r>
+        <w:t>java.util</w:t>
+      </w:r>
+      <w:proofErr w:type="gramEnd"/>
+      <w:r>
+        <w:t>.Scanner</w:t>
       </w:r>
       <w:proofErr w:type="spellEnd"/>
       <w:r>
@@ -828,13 +944,29 @@
     </w:p>
     <w:p>
       <w:r>
-        <w:t xml:space="preserve">    record Vehicle(String number, String type) {}</w:t>
-      </w:r>
-    </w:p>
-    <w:p/>
-    <w:p>
-      <w:r>
-        <w:t xml:space="preserve">    public static void main(String[] </w:t>
+        <w:t xml:space="preserve">    record </w:t>
+      </w:r>
+      <w:proofErr w:type="gramStart"/>
+      <w:r>
+        <w:t>Vehicle(</w:t>
+      </w:r>
+      <w:proofErr w:type="gramEnd"/>
+      <w:r>
+        <w:t>String number, String type) {}</w:t>
+      </w:r>
+    </w:p>
+    <w:p/>
+    <w:p>
+      <w:r>
+        <w:t xml:space="preserve">    public static void </w:t>
+      </w:r>
+      <w:proofErr w:type="gramStart"/>
+      <w:r>
+        <w:t>main(String[</w:t>
+      </w:r>
+      <w:proofErr w:type="gramEnd"/>
+      <w:r>
+        <w:t xml:space="preserve">] </w:t>
       </w:r>
       <w:proofErr w:type="spellStart"/>
       <w:r>
@@ -856,7 +988,15 @@
       </w:r>
       <w:proofErr w:type="spellEnd"/>
       <w:r>
-        <w:t xml:space="preserve"> = new Scanner(System.in);</w:t>
+        <w:t xml:space="preserve"> = new </w:t>
+      </w:r>
+      <w:proofErr w:type="gramStart"/>
+      <w:r>
+        <w:t>Scanner(</w:t>
+      </w:r>
+      <w:proofErr w:type="gramEnd"/>
+      <w:r>
+        <w:t>System.in);</w:t>
       </w:r>
     </w:p>
     <w:p/>
@@ -942,10 +1082,12 @@
         <w:t xml:space="preserve">            String number = </w:t>
       </w:r>
       <w:proofErr w:type="spellStart"/>
+      <w:proofErr w:type="gramStart"/>
       <w:r>
         <w:t>sc.next</w:t>
       </w:r>
       <w:proofErr w:type="spellEnd"/>
+      <w:proofErr w:type="gramEnd"/>
       <w:r>
         <w:t>();</w:t>
       </w:r>
@@ -956,10 +1098,12 @@
         <w:t xml:space="preserve">            if (</w:t>
       </w:r>
       <w:proofErr w:type="spellStart"/>
+      <w:proofErr w:type="gramStart"/>
       <w:r>
         <w:t>number.equalsIgnoreCase</w:t>
       </w:r>
       <w:proofErr w:type="spellEnd"/>
+      <w:proofErr w:type="gramEnd"/>
       <w:r>
         <w:t>("done")) {</w:t>
       </w:r>
@@ -994,18 +1138,25 @@
         <w:t xml:space="preserve">            String type = </w:t>
       </w:r>
       <w:proofErr w:type="spellStart"/>
+      <w:proofErr w:type="gramStart"/>
       <w:r>
         <w:t>sc.next</w:t>
       </w:r>
       <w:proofErr w:type="spellEnd"/>
-      <w:r>
-        <w:t>().</w:t>
+      <w:proofErr w:type="gramEnd"/>
+      <w:r>
+        <w:t>(</w:t>
+      </w:r>
+      <w:proofErr w:type="gramStart"/>
+      <w:r>
+        <w:t>).</w:t>
       </w:r>
       <w:proofErr w:type="spellStart"/>
       <w:r>
         <w:t>toLowerCase</w:t>
       </w:r>
       <w:proofErr w:type="spellEnd"/>
+      <w:proofErr w:type="gramEnd"/>
       <w:r>
         <w:t>();</w:t>
       </w:r>
@@ -1021,7 +1172,15 @@
       </w:r>
       <w:proofErr w:type="spellEnd"/>
       <w:r>
-        <w:t xml:space="preserve"> = new Vehicle(number, type);</w:t>
+        <w:t xml:space="preserve"> = new </w:t>
+      </w:r>
+      <w:proofErr w:type="gramStart"/>
+      <w:r>
+        <w:t>Vehicle(</w:t>
+      </w:r>
+      <w:proofErr w:type="gramEnd"/>
+      <w:r>
+        <w:t>number, type);</w:t>
       </w:r>
     </w:p>
     <w:p/>
@@ -1035,10 +1194,12 @@
         <w:t xml:space="preserve">            int toll = switch (</w:t>
       </w:r>
       <w:proofErr w:type="spellStart"/>
+      <w:proofErr w:type="gramStart"/>
       <w:r>
         <w:t>vehicle.type</w:t>
       </w:r>
       <w:proofErr w:type="spellEnd"/>
+      <w:proofErr w:type="gramEnd"/>
       <w:r>
         <w:t>()) {</w:t>
       </w:r>
@@ -1380,10 +1541,12 @@
         <w:t xml:space="preserve">        </w:t>
       </w:r>
       <w:proofErr w:type="spellStart"/>
+      <w:proofErr w:type="gramStart"/>
       <w:r>
         <w:t>sc.close</w:t>
       </w:r>
       <w:proofErr w:type="spellEnd"/>
+      <w:proofErr w:type="gramEnd"/>
       <w:r>
         <w:t>();</w:t>
       </w:r>
@@ -1406,12 +1569,21 @@
           <w:szCs w:val="28"/>
         </w:rPr>
       </w:pPr>
-      <w:r>
-        <w:rPr>
-          <w:sz w:val="28"/>
-          <w:szCs w:val="28"/>
-        </w:rPr>
-        <w:t xml:space="preserve">OUTPUT : </w:t>
+      <w:proofErr w:type="gramStart"/>
+      <w:r>
+        <w:rPr>
+          <w:sz w:val="28"/>
+          <w:szCs w:val="28"/>
+        </w:rPr>
+        <w:t>OUTPUT :</w:t>
+      </w:r>
+      <w:proofErr w:type="gramEnd"/>
+      <w:r>
+        <w:rPr>
+          <w:sz w:val="28"/>
+          <w:szCs w:val="28"/>
+        </w:rPr>
+        <w:t xml:space="preserve"> </w:t>
       </w:r>
     </w:p>
     <w:p>
@@ -1451,7 +1623,7 @@
                     <pic:cNvPicPr/>
                   </pic:nvPicPr>
                   <pic:blipFill>
-                    <a:blip r:embed="rId8"/>
+                    <a:blip r:embed="rId10"/>
                     <a:stretch>
                       <a:fillRect/>
                     </a:stretch>
@@ -1502,7 +1674,25 @@
           <w:szCs w:val="28"/>
           <w:u w:val="single"/>
         </w:rPr>
-        <w:t>PROBLEM-3 : Rock-Paper-Scissors-Lizard-Spock (RPSLS.java)</w:t>
+        <w:t>PROBLEM-</w:t>
+      </w:r>
+      <w:proofErr w:type="gramStart"/>
+      <w:r>
+        <w:rPr>
+          <w:sz w:val="28"/>
+          <w:szCs w:val="28"/>
+          <w:u w:val="single"/>
+        </w:rPr>
+        <w:t>3 :</w:t>
+      </w:r>
+      <w:proofErr w:type="gramEnd"/>
+      <w:r>
+        <w:rPr>
+          <w:sz w:val="28"/>
+          <w:szCs w:val="28"/>
+          <w:u w:val="single"/>
+        </w:rPr>
+        <w:t xml:space="preserve"> Rock-Paper-Scissors-Lizard-Spock (RPSLS.java)</w:t>
       </w:r>
     </w:p>
     <w:p>
@@ -1520,7 +1710,23 @@
     </w:p>
     <w:p>
       <w:r>
-        <w:t>(b) Write winner(Move a, Move b) returning 1 if a beats b, -1 if b beats a, 0 for a tie —</w:t>
+        <w:t xml:space="preserve">(b) Write </w:t>
+      </w:r>
+      <w:proofErr w:type="gramStart"/>
+      <w:r>
+        <w:t>winner(</w:t>
+      </w:r>
+      <w:proofErr w:type="gramEnd"/>
+      <w:r>
+        <w:t xml:space="preserve">Move a, </w:t>
+      </w:r>
+      <w:proofErr w:type="gramStart"/>
+      <w:r>
+        <w:t>Move</w:t>
+      </w:r>
+      <w:proofErr w:type="gramEnd"/>
+      <w:r>
+        <w:t xml:space="preserve"> b) returning 1 if a beats b, -1 if b beats a, 0 for a tie —</w:t>
       </w:r>
     </w:p>
     <w:p>
@@ -1544,8 +1750,13 @@
       </w:r>
     </w:p>
     <w:p>
-      <w:r>
-        <w:t>winner(), print the round result and keep score.</w:t>
+      <w:proofErr w:type="gramStart"/>
+      <w:r>
+        <w:t>winner(</w:t>
+      </w:r>
+      <w:proofErr w:type="gramEnd"/>
+      <w:r>
+        <w:t>), print the round result and keep score.</w:t>
       </w:r>
     </w:p>
     <w:p>
@@ -1571,12 +1782,21 @@
           <w:szCs w:val="28"/>
         </w:rPr>
       </w:pPr>
-      <w:r>
-        <w:rPr>
-          <w:sz w:val="28"/>
-          <w:szCs w:val="28"/>
-        </w:rPr>
-        <w:t xml:space="preserve">CODE : </w:t>
+      <w:proofErr w:type="gramStart"/>
+      <w:r>
+        <w:rPr>
+          <w:sz w:val="28"/>
+          <w:szCs w:val="28"/>
+        </w:rPr>
+        <w:t>CODE :</w:t>
+      </w:r>
+      <w:proofErr w:type="gramEnd"/>
+      <w:r>
+        <w:rPr>
+          <w:sz w:val="28"/>
+          <w:szCs w:val="28"/>
+        </w:rPr>
+        <w:t xml:space="preserve"> </w:t>
       </w:r>
     </w:p>
     <w:p/>
@@ -1585,8 +1805,13 @@
         <w:t xml:space="preserve">import </w:t>
       </w:r>
       <w:proofErr w:type="spellStart"/>
-      <w:r>
-        <w:t>java.util.Random</w:t>
+      <w:proofErr w:type="gramStart"/>
+      <w:r>
+        <w:t>java.util</w:t>
+      </w:r>
+      <w:proofErr w:type="gramEnd"/>
+      <w:r>
+        <w:t>.Random</w:t>
       </w:r>
       <w:proofErr w:type="spellEnd"/>
       <w:r>
@@ -1598,8 +1823,13 @@
         <w:t xml:space="preserve">import </w:t>
       </w:r>
       <w:proofErr w:type="spellStart"/>
-      <w:r>
-        <w:t>java.util.Scanner</w:t>
+      <w:proofErr w:type="gramStart"/>
+      <w:r>
+        <w:t>java.util</w:t>
+      </w:r>
+      <w:proofErr w:type="gramEnd"/>
+      <w:r>
+        <w:t>.Scanner</w:t>
       </w:r>
       <w:proofErr w:type="spellEnd"/>
       <w:r>
@@ -1655,7 +1885,15 @@
     <w:p>
       <w:r>
         <w:lastRenderedPageBreak/>
-        <w:t xml:space="preserve">    public static int winner(Move a, Move b) {</w:t>
+        <w:t xml:space="preserve">    public static int </w:t>
+      </w:r>
+      <w:proofErr w:type="gramStart"/>
+      <w:r>
+        <w:t>winner(</w:t>
+      </w:r>
+      <w:proofErr w:type="gramEnd"/>
+      <w:r>
+        <w:t>Move a, Move b) {</w:t>
       </w:r>
     </w:p>
     <w:p/>
@@ -1702,8 +1940,21 @@
         <w:t>Move.LIZARD</w:t>
       </w:r>
       <w:proofErr w:type="spellEnd"/>
-      <w:r>
-        <w:t>) ? 1 : -1;</w:t>
+      <w:proofErr w:type="gramStart"/>
+      <w:r>
+        <w:t>) ?</w:t>
+      </w:r>
+      <w:proofErr w:type="gramEnd"/>
+      <w:r>
+        <w:t xml:space="preserve"> </w:t>
+      </w:r>
+      <w:proofErr w:type="gramStart"/>
+      <w:r>
+        <w:t>1 :</w:t>
+      </w:r>
+      <w:proofErr w:type="gramEnd"/>
+      <w:r>
+        <w:t xml:space="preserve"> -1;</w:t>
       </w:r>
     </w:p>
     <w:p/>
@@ -1729,8 +1980,21 @@
         <w:t>Move.SPOCK</w:t>
       </w:r>
       <w:proofErr w:type="spellEnd"/>
-      <w:r>
-        <w:t>) ? 1 : -1;</w:t>
+      <w:proofErr w:type="gramStart"/>
+      <w:r>
+        <w:t>) ?</w:t>
+      </w:r>
+      <w:proofErr w:type="gramEnd"/>
+      <w:r>
+        <w:t xml:space="preserve"> </w:t>
+      </w:r>
+      <w:proofErr w:type="gramStart"/>
+      <w:r>
+        <w:t>1 :</w:t>
+      </w:r>
+      <w:proofErr w:type="gramEnd"/>
+      <w:r>
+        <w:t xml:space="preserve"> -1;</w:t>
       </w:r>
     </w:p>
     <w:p/>
@@ -1756,8 +2020,21 @@
         <w:t>Move.LIZARD</w:t>
       </w:r>
       <w:proofErr w:type="spellEnd"/>
-      <w:r>
-        <w:t>) ? 1 : -1;</w:t>
+      <w:proofErr w:type="gramStart"/>
+      <w:r>
+        <w:t>) ?</w:t>
+      </w:r>
+      <w:proofErr w:type="gramEnd"/>
+      <w:r>
+        <w:t xml:space="preserve"> </w:t>
+      </w:r>
+      <w:proofErr w:type="gramStart"/>
+      <w:r>
+        <w:t>1 :</w:t>
+      </w:r>
+      <w:proofErr w:type="gramEnd"/>
+      <w:r>
+        <w:t xml:space="preserve"> -1;</w:t>
       </w:r>
     </w:p>
     <w:p/>
@@ -1783,8 +2060,21 @@
         <w:t>Move.PAPER</w:t>
       </w:r>
       <w:proofErr w:type="spellEnd"/>
-      <w:r>
-        <w:t>) ? 1 : -1;</w:t>
+      <w:proofErr w:type="gramStart"/>
+      <w:r>
+        <w:t>) ?</w:t>
+      </w:r>
+      <w:proofErr w:type="gramEnd"/>
+      <w:r>
+        <w:t xml:space="preserve"> </w:t>
+      </w:r>
+      <w:proofErr w:type="gramStart"/>
+      <w:r>
+        <w:t>1 :</w:t>
+      </w:r>
+      <w:proofErr w:type="gramEnd"/>
+      <w:r>
+        <w:t xml:space="preserve"> -1;</w:t>
       </w:r>
     </w:p>
     <w:p/>
@@ -1810,8 +2100,21 @@
         <w:t>Move.ROCK</w:t>
       </w:r>
       <w:proofErr w:type="spellEnd"/>
-      <w:r>
-        <w:t>) ? 1 : -1;</w:t>
+      <w:proofErr w:type="gramStart"/>
+      <w:r>
+        <w:t>) ?</w:t>
+      </w:r>
+      <w:proofErr w:type="gramEnd"/>
+      <w:r>
+        <w:t xml:space="preserve"> </w:t>
+      </w:r>
+      <w:proofErr w:type="gramStart"/>
+      <w:r>
+        <w:t>1 :</w:t>
+      </w:r>
+      <w:proofErr w:type="gramEnd"/>
+      <w:r>
+        <w:t xml:space="preserve"> -1;</w:t>
       </w:r>
     </w:p>
     <w:p>
@@ -1827,7 +2130,15 @@
     <w:p/>
     <w:p>
       <w:r>
-        <w:t xml:space="preserve">    public static void main(String[] </w:t>
+        <w:t xml:space="preserve">    public static void </w:t>
+      </w:r>
+      <w:proofErr w:type="gramStart"/>
+      <w:r>
+        <w:t>main(String[</w:t>
+      </w:r>
+      <w:proofErr w:type="gramEnd"/>
+      <w:r>
+        <w:t xml:space="preserve">] </w:t>
       </w:r>
       <w:proofErr w:type="spellStart"/>
       <w:r>
@@ -1849,7 +2160,15 @@
       </w:r>
       <w:proofErr w:type="spellEnd"/>
       <w:r>
-        <w:t xml:space="preserve"> = new Scanner(System.in);</w:t>
+        <w:t xml:space="preserve"> = new </w:t>
+      </w:r>
+      <w:proofErr w:type="gramStart"/>
+      <w:r>
+        <w:t>Scanner(</w:t>
+      </w:r>
+      <w:proofErr w:type="gramEnd"/>
+      <w:r>
+        <w:t>System.in);</w:t>
       </w:r>
     </w:p>
     <w:p>
@@ -1862,7 +2181,15 @@
       </w:r>
       <w:proofErr w:type="spellEnd"/>
       <w:r>
-        <w:t xml:space="preserve"> = new Random();</w:t>
+        <w:t xml:space="preserve"> = new </w:t>
+      </w:r>
+      <w:proofErr w:type="gramStart"/>
+      <w:r>
+        <w:t>Random(</w:t>
+      </w:r>
+      <w:proofErr w:type="gramEnd"/>
+      <w:r>
+        <w:t>);</w:t>
       </w:r>
     </w:p>
     <w:p/>
@@ -1895,7 +2222,15 @@
     <w:p/>
     <w:p>
       <w:r>
-        <w:t xml:space="preserve">        Move[] moves = </w:t>
+        <w:t xml:space="preserve">        </w:t>
+      </w:r>
+      <w:proofErr w:type="gramStart"/>
+      <w:r>
+        <w:t>Move[</w:t>
+      </w:r>
+      <w:proofErr w:type="gramEnd"/>
+      <w:r>
+        <w:t xml:space="preserve">] moves = </w:t>
       </w:r>
       <w:proofErr w:type="spellStart"/>
       <w:r>
@@ -1966,18 +2301,25 @@
         <w:t>(</w:t>
       </w:r>
       <w:proofErr w:type="spellStart"/>
+      <w:proofErr w:type="gramStart"/>
       <w:r>
         <w:t>sc.next</w:t>
       </w:r>
       <w:proofErr w:type="spellEnd"/>
-      <w:r>
-        <w:t>().</w:t>
+      <w:proofErr w:type="gramEnd"/>
+      <w:r>
+        <w:t>(</w:t>
+      </w:r>
+      <w:proofErr w:type="gramStart"/>
+      <w:r>
+        <w:t>).</w:t>
       </w:r>
       <w:proofErr w:type="spellStart"/>
       <w:r>
         <w:t>toUpperCase</w:t>
       </w:r>
       <w:proofErr w:type="spellEnd"/>
+      <w:proofErr w:type="gramEnd"/>
       <w:r>
         <w:t>());</w:t>
       </w:r>
@@ -1987,18 +2329,22 @@
         <w:t xml:space="preserve">            Move computer = moves[</w:t>
       </w:r>
       <w:proofErr w:type="spellStart"/>
+      <w:proofErr w:type="gramStart"/>
       <w:r>
         <w:t>random.nextInt</w:t>
       </w:r>
       <w:proofErr w:type="spellEnd"/>
+      <w:proofErr w:type="gramEnd"/>
       <w:r>
         <w:t>(</w:t>
       </w:r>
       <w:proofErr w:type="spellStart"/>
+      <w:proofErr w:type="gramStart"/>
       <w:r>
         <w:t>moves.length</w:t>
       </w:r>
       <w:proofErr w:type="spellEnd"/>
+      <w:proofErr w:type="gramEnd"/>
       <w:r>
         <w:t>)];</w:t>
       </w:r>
@@ -2006,7 +2352,15 @@
     <w:p/>
     <w:p>
       <w:r>
-        <w:t xml:space="preserve">            int result = winner(player, computer);</w:t>
+        <w:t xml:space="preserve">            int result = </w:t>
+      </w:r>
+      <w:proofErr w:type="gramStart"/>
+      <w:r>
+        <w:t>winner(</w:t>
+      </w:r>
+      <w:proofErr w:type="gramEnd"/>
+      <w:r>
+        <w:t>player, computer);</w:t>
       </w:r>
     </w:p>
     <w:p/>
@@ -2327,10 +2681,12 @@
         <w:t xml:space="preserve">        </w:t>
       </w:r>
       <w:proofErr w:type="spellStart"/>
+      <w:proofErr w:type="gramStart"/>
       <w:r>
         <w:t>sc.close</w:t>
       </w:r>
       <w:proofErr w:type="spellEnd"/>
+      <w:proofErr w:type="gramEnd"/>
       <w:r>
         <w:t>();</w:t>
       </w:r>
@@ -2353,12 +2709,21 @@
           <w:szCs w:val="28"/>
         </w:rPr>
       </w:pPr>
-      <w:r>
-        <w:rPr>
-          <w:sz w:val="28"/>
-          <w:szCs w:val="28"/>
-        </w:rPr>
-        <w:t xml:space="preserve">OUTPUT : </w:t>
+      <w:proofErr w:type="gramStart"/>
+      <w:r>
+        <w:rPr>
+          <w:sz w:val="28"/>
+          <w:szCs w:val="28"/>
+        </w:rPr>
+        <w:t>OUTPUT :</w:t>
+      </w:r>
+      <w:proofErr w:type="gramEnd"/>
+      <w:r>
+        <w:rPr>
+          <w:sz w:val="28"/>
+          <w:szCs w:val="28"/>
+        </w:rPr>
+        <w:t xml:space="preserve"> </w:t>
       </w:r>
     </w:p>
     <w:p>
@@ -2399,7 +2764,7 @@
                     <pic:cNvPicPr/>
                   </pic:nvPicPr>
                   <pic:blipFill>
-                    <a:blip r:embed="rId9"/>
+                    <a:blip r:embed="rId11"/>
                     <a:stretch>
                       <a:fillRect/>
                     </a:stretch>
@@ -2480,9 +2845,9 @@
           <w:szCs w:val="28"/>
           <w:u w:val="single"/>
         </w:rPr>
-        <w:lastRenderedPageBreak/>
-        <w:t xml:space="preserve">Key Questions </w:t>
-      </w:r>
+        <w:t xml:space="preserve">Key </w:t>
+      </w:r>
+      <w:proofErr w:type="gramStart"/>
       <w:r>
         <w:rPr>
           <w:b/>
@@ -2491,8 +2856,19 @@
           <w:szCs w:val="28"/>
           <w:u w:val="single"/>
         </w:rPr>
+        <w:t xml:space="preserve">Questions </w:t>
+      </w:r>
+      <w:r>
+        <w:rPr>
+          <w:b/>
+          <w:bCs/>
+          <w:sz w:val="28"/>
+          <w:szCs w:val="28"/>
+          <w:u w:val="single"/>
+        </w:rPr>
         <w:t>:</w:t>
       </w:r>
+      <w:proofErr w:type="gramEnd"/>
     </w:p>
     <w:p/>
     <w:p>
@@ -2541,8 +2917,13 @@
       </w:r>
     </w:p>
     <w:p>
-      <w:r>
-        <w:t xml:space="preserve">Ans : </w:t>
+      <w:proofErr w:type="gramStart"/>
+      <w:r>
+        <w:t>Ans :</w:t>
+      </w:r>
+      <w:proofErr w:type="gramEnd"/>
+      <w:r>
+        <w:t xml:space="preserve"> </w:t>
       </w:r>
     </w:p>
     <w:p>
@@ -2609,8 +2990,13 @@
       </w:r>
     </w:p>
     <w:p>
-      <w:r>
-        <w:t xml:space="preserve">Ans : </w:t>
+      <w:proofErr w:type="gramStart"/>
+      <w:r>
+        <w:t>Ans :</w:t>
+      </w:r>
+      <w:proofErr w:type="gramEnd"/>
+      <w:r>
+        <w:t xml:space="preserve"> </w:t>
       </w:r>
     </w:p>
     <w:p>
@@ -2631,20 +3017,38 @@
         <w:t xml:space="preserve">-   record: It is used for read-only (immutable) data and automatically provides a constructor, accessor methods, </w:t>
       </w:r>
       <w:proofErr w:type="spellStart"/>
+      <w:proofErr w:type="gramStart"/>
       <w:r>
         <w:t>toString</w:t>
       </w:r>
       <w:proofErr w:type="spellEnd"/>
       <w:r>
-        <w:t xml:space="preserve">(), equals(), and </w:t>
-      </w:r>
-      <w:proofErr w:type="spellStart"/>
+        <w:t>(</w:t>
+      </w:r>
+      <w:proofErr w:type="gramEnd"/>
+      <w:r>
+        <w:t xml:space="preserve">), </w:t>
+      </w:r>
+      <w:proofErr w:type="gramStart"/>
+      <w:r>
+        <w:t>equals(</w:t>
+      </w:r>
+      <w:proofErr w:type="gramEnd"/>
+      <w:r>
+        <w:t xml:space="preserve">), and </w:t>
+      </w:r>
+      <w:proofErr w:type="spellStart"/>
+      <w:proofErr w:type="gramStart"/>
       <w:r>
         <w:t>hashCode</w:t>
       </w:r>
       <w:proofErr w:type="spellEnd"/>
       <w:r>
-        <w:t>(), reducing boilerplate code.</w:t>
+        <w:t>(</w:t>
+      </w:r>
+      <w:proofErr w:type="gramEnd"/>
+      <w:r>
+        <w:t>), reducing boilerplate code.</w:t>
       </w:r>
     </w:p>
     <w:p>
@@ -2656,8 +3060,20 @@
       </w:pPr>
     </w:p>
     <w:sectPr>
+      <w:headerReference w:type="even" r:id="rId12"/>
+      <w:headerReference w:type="default" r:id="rId13"/>
+      <w:footerReference w:type="even" r:id="rId14"/>
+      <w:footerReference w:type="default" r:id="rId15"/>
+      <w:headerReference w:type="first" r:id="rId16"/>
+      <w:footerReference w:type="first" r:id="rId17"/>
       <w:pgSz w:w="11906" w:h="16838"/>
       <w:pgMar w:top="1440" w:right="1440" w:bottom="1440" w:left="1440" w:header="708" w:footer="708" w:gutter="0"/>
+      <w:pgBorders w:offsetFrom="page">
+        <w:top w:val="thinThickSmallGap" w:sz="24" w:space="24" w:color="auto"/>
+        <w:left w:val="thinThickSmallGap" w:sz="24" w:space="24" w:color="auto"/>
+        <w:bottom w:val="thinThickSmallGap" w:sz="24" w:space="24" w:color="auto"/>
+        <w:right w:val="thinThickSmallGap" w:sz="24" w:space="24" w:color="auto"/>
+      </w:pgBorders>
       <w:cols w:space="708"/>
       <w:docGrid w:linePitch="360"/>
     </w:sectPr>
@@ -2665,8 +3081,221 @@
 </w:document>
 </file>
 
+<file path=word/endnotes.xml><?xml version="1.0" encoding="utf-8"?>
+<w:endnotes xmlns:wpc="http://schemas.microsoft.com/office/word/2010/wordprocessingCanvas" xmlns:cx="http://schemas.microsoft.com/office/drawing/2014/chartex" xmlns:cx1="http://schemas.microsoft.com/office/drawing/2015/9/8/chartex" xmlns:cx2="http://schemas.microsoft.com/office/drawing/2015/10/21/chartex" xmlns:cx3="http://schemas.microsoft.com/office/drawing/2016/5/9/chartex" xmlns:cx4="http://schemas.microsoft.com/office/drawing/2016/5/10/chartex" xmlns:cx5="http://schemas.microsoft.com/office/drawing/2016/5/11/chartex" xmlns:cx6="http://schemas.microsoft.com/office/drawing/2016/5/12/chartex" xmlns:cx7="http://schemas.microsoft.com/office/drawing/2016/5/13/chartex" xmlns:cx8="http://schemas.microsoft.com/office/drawing/2016/5/14/chartex" xmlns:mc="http://schemas.openxmlformats.org/markup-compatibility/2006" xmlns:aink="http://schemas.microsoft.com/office/drawing/2016/ink" xmlns:am3d="http://schemas.microsoft.com/office/drawing/2017/model3d" xmlns:o="urn:schemas-microsoft-com:office:office" xmlns:oel="http://schemas.microsoft.com/office/2019/extlst" xmlns:r="http://schemas.openxmlformats.org/officeDocument/2006/relationships" xmlns:m="http://schemas.openxmlformats.org/officeDocument/2006/math" xmlns:v="urn:schemas-microsoft-com:vml" xmlns:wp14="http://schemas.microsoft.com/office/word/2010/wordprocessingDrawing" xmlns:wp="http://schemas.openxmlformats.org/drawingml/2006/wordprocessingDrawing" xmlns:w10="urn:schemas-microsoft-com:office:word" xmlns:w="http://schemas.openxmlformats.org/wordprocessingml/2006/main" xmlns:w14="http://schemas.microsoft.com/office/word/2010/wordml" xmlns:w15="http://schemas.microsoft.com/office/word/2012/wordml" xmlns:w16cex="http://schemas.microsoft.com/office/word/2018/wordml/cex" xmlns:w16cid="http://schemas.microsoft.com/office/word/2016/wordml/cid" xmlns:w16="http://schemas.microsoft.com/office/word/2018/wordml" xmlns:w16du="http://schemas.microsoft.com/office/word/2023/wordml/word16du" xmlns:w16sdtdh="http://schemas.microsoft.com/office/word/2020/wordml/sdtdatahash" xmlns:w16sdtfl="http://schemas.microsoft.com/office/word/2024/wordml/sdtformatlock" xmlns:w16se="http://schemas.microsoft.com/office/word/2015/wordml/symex" xmlns:wpg="http://schemas.microsoft.com/office/word/2010/wordprocessingGroup" xmlns:wpi="http://schemas.microsoft.com/office/word/2010/wordprocessingInk" xmlns:wne="http://schemas.microsoft.com/office/word/2006/wordml" xmlns:wps="http://schemas.microsoft.com/office/word/2010/wordprocessingShape" mc:Ignorable="w14 w15 w16se w16cid w16 w16cex w16sdtdh w16sdtfl w16du wp14">
+  <w:endnote w:type="separator" w:id="-1">
+    <w:p>
+      <w:pPr>
+        <w:spacing w:after="0" w:line="240" w:lineRule="auto"/>
+      </w:pPr>
+      <w:r>
+        <w:separator/>
+      </w:r>
+    </w:p>
+  </w:endnote>
+  <w:endnote w:type="continuationSeparator" w:id="0">
+    <w:p>
+      <w:pPr>
+        <w:spacing w:after="0" w:line="240" w:lineRule="auto"/>
+      </w:pPr>
+      <w:r>
+        <w:continuationSeparator/>
+      </w:r>
+    </w:p>
+  </w:endnote>
+</w:endnotes>
+</file>
+
+<file path=word/footer1.xml><?xml version="1.0" encoding="utf-8"?>
+<w:ftr xmlns:wpc="http://schemas.microsoft.com/office/word/2010/wordprocessingCanvas" xmlns:cx="http://schemas.microsoft.com/office/drawing/2014/chartex" xmlns:cx1="http://schemas.microsoft.com/office/drawing/2015/9/8/chartex" xmlns:cx2="http://schemas.microsoft.com/office/drawing/2015/10/21/chartex" xmlns:cx3="http://schemas.microsoft.com/office/drawing/2016/5/9/chartex" xmlns:cx4="http://schemas.microsoft.com/office/drawing/2016/5/10/chartex" xmlns:cx5="http://schemas.microsoft.com/office/drawing/2016/5/11/chartex" xmlns:cx6="http://schemas.microsoft.com/office/drawing/2016/5/12/chartex" xmlns:cx7="http://schemas.microsoft.com/office/drawing/2016/5/13/chartex" xmlns:cx8="http://schemas.microsoft.com/office/drawing/2016/5/14/chartex" xmlns:mc="http://schemas.openxmlformats.org/markup-compatibility/2006" xmlns:aink="http://schemas.microsoft.com/office/drawing/2016/ink" xmlns:am3d="http://schemas.microsoft.com/office/drawing/2017/model3d" xmlns:o="urn:schemas-microsoft-com:office:office" xmlns:oel="http://schemas.microsoft.com/office/2019/extlst" xmlns:r="http://schemas.openxmlformats.org/officeDocument/2006/relationships" xmlns:m="http://schemas.openxmlformats.org/officeDocument/2006/math" xmlns:v="urn:schemas-microsoft-com:vml" xmlns:wp14="http://schemas.microsoft.com/office/word/2010/wordprocessingDrawing" xmlns:wp="http://schemas.openxmlformats.org/drawingml/2006/wordprocessingDrawing" xmlns:w10="urn:schemas-microsoft-com:office:word" xmlns:w="http://schemas.openxmlformats.org/wordprocessingml/2006/main" xmlns:w14="http://schemas.microsoft.com/office/word/2010/wordml" xmlns:w15="http://schemas.microsoft.com/office/word/2012/wordml" xmlns:w16cex="http://schemas.microsoft.com/office/word/2018/wordml/cex" xmlns:w16cid="http://schemas.microsoft.com/office/word/2016/wordml/cid" xmlns:w16="http://schemas.microsoft.com/office/word/2018/wordml" xmlns:w16du="http://schemas.microsoft.com/office/word/2023/wordml/word16du" xmlns:w16sdtdh="http://schemas.microsoft.com/office/word/2020/wordml/sdtdatahash" xmlns:w16sdtfl="http://schemas.microsoft.com/office/word/2024/wordml/sdtformatlock" xmlns:w16se="http://schemas.microsoft.com/office/word/2015/wordml/symex" xmlns:wpg="http://schemas.microsoft.com/office/word/2010/wordprocessingGroup" xmlns:wpi="http://schemas.microsoft.com/office/word/2010/wordprocessingInk" xmlns:wne="http://schemas.microsoft.com/office/word/2006/wordml" xmlns:wps="http://schemas.microsoft.com/office/word/2010/wordprocessingShape" mc:Ignorable="w14 w15 w16se w16cid w16 w16cex w16sdtdh w16sdtfl w16du wp14">
+  <w:p>
+    <w:pPr>
+      <w:pStyle w:val="Footer"/>
+    </w:pPr>
+  </w:p>
+</w:ftr>
+</file>
+
+<file path=word/footer2.xml><?xml version="1.0" encoding="utf-8"?>
+<w:ftr xmlns:wpc="http://schemas.microsoft.com/office/word/2010/wordprocessingCanvas" xmlns:cx="http://schemas.microsoft.com/office/drawing/2014/chartex" xmlns:cx1="http://schemas.microsoft.com/office/drawing/2015/9/8/chartex" xmlns:cx2="http://schemas.microsoft.com/office/drawing/2015/10/21/chartex" xmlns:cx3="http://schemas.microsoft.com/office/drawing/2016/5/9/chartex" xmlns:cx4="http://schemas.microsoft.com/office/drawing/2016/5/10/chartex" xmlns:cx5="http://schemas.microsoft.com/office/drawing/2016/5/11/chartex" xmlns:cx6="http://schemas.microsoft.com/office/drawing/2016/5/12/chartex" xmlns:cx7="http://schemas.microsoft.com/office/drawing/2016/5/13/chartex" xmlns:cx8="http://schemas.microsoft.com/office/drawing/2016/5/14/chartex" xmlns:mc="http://schemas.openxmlformats.org/markup-compatibility/2006" xmlns:aink="http://schemas.microsoft.com/office/drawing/2016/ink" xmlns:am3d="http://schemas.microsoft.com/office/drawing/2017/model3d" xmlns:o="urn:schemas-microsoft-com:office:office" xmlns:oel="http://schemas.microsoft.com/office/2019/extlst" xmlns:r="http://schemas.openxmlformats.org/officeDocument/2006/relationships" xmlns:m="http://schemas.openxmlformats.org/officeDocument/2006/math" xmlns:v="urn:schemas-microsoft-com:vml" xmlns:wp14="http://schemas.microsoft.com/office/word/2010/wordprocessingDrawing" xmlns:wp="http://schemas.openxmlformats.org/drawingml/2006/wordprocessingDrawing" xmlns:w10="urn:schemas-microsoft-com:office:word" xmlns:w="http://schemas.openxmlformats.org/wordprocessingml/2006/main" xmlns:w14="http://schemas.microsoft.com/office/word/2010/wordml" xmlns:w15="http://schemas.microsoft.com/office/word/2012/wordml" xmlns:w16cex="http://schemas.microsoft.com/office/word/2018/wordml/cex" xmlns:w16cid="http://schemas.microsoft.com/office/word/2016/wordml/cid" xmlns:w16="http://schemas.microsoft.com/office/word/2018/wordml" xmlns:w16du="http://schemas.microsoft.com/office/word/2023/wordml/word16du" xmlns:w16sdtdh="http://schemas.microsoft.com/office/word/2020/wordml/sdtdatahash" xmlns:w16sdtfl="http://schemas.microsoft.com/office/word/2024/wordml/sdtformatlock" xmlns:w16se="http://schemas.microsoft.com/office/word/2015/wordml/symex" xmlns:wpg="http://schemas.microsoft.com/office/word/2010/wordprocessingGroup" xmlns:wpi="http://schemas.microsoft.com/office/word/2010/wordprocessingInk" xmlns:wne="http://schemas.microsoft.com/office/word/2006/wordml" xmlns:wps="http://schemas.microsoft.com/office/word/2010/wordprocessingShape" mc:Ignorable="w14 w15 w16se w16cid w16 w16cex w16sdtdh w16sdtfl w16du wp14">
+  <w:p>
+    <w:pPr>
+      <w:pStyle w:val="Footer"/>
+      <w:pBdr>
+        <w:top w:val="thinThickSmallGap" w:sz="24" w:space="1" w:color="auto"/>
+      </w:pBdr>
+      <w:jc w:val="right"/>
+    </w:pPr>
+    <w:r>
+      <w:t xml:space="preserve">AIML-CSPIT                                                                                                                             </w:t>
+    </w:r>
+    <w:sdt>
+      <w:sdtPr>
+        <w:id w:val="47659346"/>
+        <w:docPartObj>
+          <w:docPartGallery w:val="Page Numbers (Bottom of Page)"/>
+          <w:docPartUnique/>
+        </w:docPartObj>
+      </w:sdtPr>
+      <w:sdtEndPr>
+        <w:rPr>
+          <w:color w:val="7F7F7F" w:themeColor="background1" w:themeShade="7F"/>
+          <w:spacing w:val="60"/>
+        </w:rPr>
+      </w:sdtEndPr>
+      <w:sdtContent>
+        <w:r>
+          <w:fldChar w:fldCharType="begin"/>
+        </w:r>
+        <w:r>
+          <w:instrText xml:space="preserve"> PAGE   \* MERGEFORMAT </w:instrText>
+        </w:r>
+        <w:r>
+          <w:fldChar w:fldCharType="separate"/>
+        </w:r>
+        <w:r>
+          <w:rPr>
+            <w:noProof/>
+          </w:rPr>
+          <w:t>2</w:t>
+        </w:r>
+        <w:r>
+          <w:rPr>
+            <w:noProof/>
+          </w:rPr>
+          <w:fldChar w:fldCharType="end"/>
+        </w:r>
+        <w:r>
+          <w:t xml:space="preserve"> | </w:t>
+        </w:r>
+        <w:r>
+          <w:rPr>
+            <w:color w:val="7F7F7F" w:themeColor="background1" w:themeShade="7F"/>
+            <w:spacing w:val="60"/>
+          </w:rPr>
+          <w:t>Page</w:t>
+        </w:r>
+      </w:sdtContent>
+    </w:sdt>
+  </w:p>
+  <w:p>
+    <w:pPr>
+      <w:pStyle w:val="Footer"/>
+    </w:pPr>
+  </w:p>
+</w:ftr>
+</file>
+
+<file path=word/footer3.xml><?xml version="1.0" encoding="utf-8"?>
+<w:ftr xmlns:wpc="http://schemas.microsoft.com/office/word/2010/wordprocessingCanvas" xmlns:cx="http://schemas.microsoft.com/office/drawing/2014/chartex" xmlns:cx1="http://schemas.microsoft.com/office/drawing/2015/9/8/chartex" xmlns:cx2="http://schemas.microsoft.com/office/drawing/2015/10/21/chartex" xmlns:cx3="http://schemas.microsoft.com/office/drawing/2016/5/9/chartex" xmlns:cx4="http://schemas.microsoft.com/office/drawing/2016/5/10/chartex" xmlns:cx5="http://schemas.microsoft.com/office/drawing/2016/5/11/chartex" xmlns:cx6="http://schemas.microsoft.com/office/drawing/2016/5/12/chartex" xmlns:cx7="http://schemas.microsoft.com/office/drawing/2016/5/13/chartex" xmlns:cx8="http://schemas.microsoft.com/office/drawing/2016/5/14/chartex" xmlns:mc="http://schemas.openxmlformats.org/markup-compatibility/2006" xmlns:aink="http://schemas.microsoft.com/office/drawing/2016/ink" xmlns:am3d="http://schemas.microsoft.com/office/drawing/2017/model3d" xmlns:o="urn:schemas-microsoft-com:office:office" xmlns:oel="http://schemas.microsoft.com/office/2019/extlst" xmlns:r="http://schemas.openxmlformats.org/officeDocument/2006/relationships" xmlns:m="http://schemas.openxmlformats.org/officeDocument/2006/math" xmlns:v="urn:schemas-microsoft-com:vml" xmlns:wp14="http://schemas.microsoft.com/office/word/2010/wordprocessingDrawing" xmlns:wp="http://schemas.openxmlformats.org/drawingml/2006/wordprocessingDrawing" xmlns:w10="urn:schemas-microsoft-com:office:word" xmlns:w="http://schemas.openxmlformats.org/wordprocessingml/2006/main" xmlns:w14="http://schemas.microsoft.com/office/word/2010/wordml" xmlns:w15="http://schemas.microsoft.com/office/word/2012/wordml" xmlns:w16cex="http://schemas.microsoft.com/office/word/2018/wordml/cex" xmlns:w16cid="http://schemas.microsoft.com/office/word/2016/wordml/cid" xmlns:w16="http://schemas.microsoft.com/office/word/2018/wordml" xmlns:w16du="http://schemas.microsoft.com/office/word/2023/wordml/word16du" xmlns:w16sdtdh="http://schemas.microsoft.com/office/word/2020/wordml/sdtdatahash" xmlns:w16sdtfl="http://schemas.microsoft.com/office/word/2024/wordml/sdtformatlock" xmlns:w16se="http://schemas.microsoft.com/office/word/2015/wordml/symex" xmlns:wpg="http://schemas.microsoft.com/office/word/2010/wordprocessingGroup" xmlns:wpi="http://schemas.microsoft.com/office/word/2010/wordprocessingInk" xmlns:wne="http://schemas.microsoft.com/office/word/2006/wordml" xmlns:wps="http://schemas.microsoft.com/office/word/2010/wordprocessingShape" mc:Ignorable="w14 w15 w16se w16cid w16 w16cex w16sdtdh w16sdtfl w16du wp14">
+  <w:p>
+    <w:pPr>
+      <w:pStyle w:val="Footer"/>
+    </w:pPr>
+  </w:p>
+</w:ftr>
+</file>
+
+<file path=word/footnotes.xml><?xml version="1.0" encoding="utf-8"?>
+<w:footnotes xmlns:wpc="http://schemas.microsoft.com/office/word/2010/wordprocessingCanvas" xmlns:cx="http://schemas.microsoft.com/office/drawing/2014/chartex" xmlns:cx1="http://schemas.microsoft.com/office/drawing/2015/9/8/chartex" xmlns:cx2="http://schemas.microsoft.com/office/drawing/2015/10/21/chartex" xmlns:cx3="http://schemas.microsoft.com/office/drawing/2016/5/9/chartex" xmlns:cx4="http://schemas.microsoft.com/office/drawing/2016/5/10/chartex" xmlns:cx5="http://schemas.microsoft.com/office/drawing/2016/5/11/chartex" xmlns:cx6="http://schemas.microsoft.com/office/drawing/2016/5/12/chartex" xmlns:cx7="http://schemas.microsoft.com/office/drawing/2016/5/13/chartex" xmlns:cx8="http://schemas.microsoft.com/office/drawing/2016/5/14/chartex" xmlns:mc="http://schemas.openxmlformats.org/markup-compatibility/2006" xmlns:aink="http://schemas.microsoft.com/office/drawing/2016/ink" xmlns:am3d="http://schemas.microsoft.com/office/drawing/2017/model3d" xmlns:o="urn:schemas-microsoft-com:office:office" xmlns:oel="http://schemas.microsoft.com/office/2019/extlst" xmlns:r="http://schemas.openxmlformats.org/officeDocument/2006/relationships" xmlns:m="http://schemas.openxmlformats.org/officeDocument/2006/math" xmlns:v="urn:schemas-microsoft-com:vml" xmlns:wp14="http://schemas.microsoft.com/office/word/2010/wordprocessingDrawing" xmlns:wp="http://schemas.openxmlformats.org/drawingml/2006/wordprocessingDrawing" xmlns:w10="urn:schemas-microsoft-com:office:word" xmlns:w="http://schemas.openxmlformats.org/wordprocessingml/2006/main" xmlns:w14="http://schemas.microsoft.com/office/word/2010/wordml" xmlns:w15="http://schemas.microsoft.com/office/word/2012/wordml" xmlns:w16cex="http://schemas.microsoft.com/office/word/2018/wordml/cex" xmlns:w16cid="http://schemas.microsoft.com/office/word/2016/wordml/cid" xmlns:w16="http://schemas.microsoft.com/office/word/2018/wordml" xmlns:w16du="http://schemas.microsoft.com/office/word/2023/wordml/word16du" xmlns:w16sdtdh="http://schemas.microsoft.com/office/word/2020/wordml/sdtdatahash" xmlns:w16sdtfl="http://schemas.microsoft.com/office/word/2024/wordml/sdtformatlock" xmlns:w16se="http://schemas.microsoft.com/office/word/2015/wordml/symex" xmlns:wpg="http://schemas.microsoft.com/office/word/2010/wordprocessingGroup" xmlns:wpi="http://schemas.microsoft.com/office/word/2010/wordprocessingInk" xmlns:wne="http://schemas.microsoft.com/office/word/2006/wordml" xmlns:wps="http://schemas.microsoft.com/office/word/2010/wordprocessingShape" mc:Ignorable="w14 w15 w16se w16cid w16 w16cex w16sdtdh w16sdtfl w16du wp14">
+  <w:footnote w:type="separator" w:id="-1">
+    <w:p>
+      <w:pPr>
+        <w:spacing w:after="0" w:line="240" w:lineRule="auto"/>
+      </w:pPr>
+      <w:r>
+        <w:separator/>
+      </w:r>
+    </w:p>
+  </w:footnote>
+  <w:footnote w:type="continuationSeparator" w:id="0">
+    <w:p>
+      <w:pPr>
+        <w:spacing w:after="0" w:line="240" w:lineRule="auto"/>
+      </w:pPr>
+      <w:r>
+        <w:continuationSeparator/>
+      </w:r>
+    </w:p>
+  </w:footnote>
+</w:footnotes>
+</file>
+
+<file path=word/header1.xml><?xml version="1.0" encoding="utf-8"?>
+<w:hdr xmlns:wpc="http://schemas.microsoft.com/office/word/2010/wordprocessingCanvas" xmlns:cx="http://schemas.microsoft.com/office/drawing/2014/chartex" xmlns:cx1="http://schemas.microsoft.com/office/drawing/2015/9/8/chartex" xmlns:cx2="http://schemas.microsoft.com/office/drawing/2015/10/21/chartex" xmlns:cx3="http://schemas.microsoft.com/office/drawing/2016/5/9/chartex" xmlns:cx4="http://schemas.microsoft.com/office/drawing/2016/5/10/chartex" xmlns:cx5="http://schemas.microsoft.com/office/drawing/2016/5/11/chartex" xmlns:cx6="http://schemas.microsoft.com/office/drawing/2016/5/12/chartex" xmlns:cx7="http://schemas.microsoft.com/office/drawing/2016/5/13/chartex" xmlns:cx8="http://schemas.microsoft.com/office/drawing/2016/5/14/chartex" xmlns:mc="http://schemas.openxmlformats.org/markup-compatibility/2006" xmlns:aink="http://schemas.microsoft.com/office/drawing/2016/ink" xmlns:am3d="http://schemas.microsoft.com/office/drawing/2017/model3d" xmlns:o="urn:schemas-microsoft-com:office:office" xmlns:oel="http://schemas.microsoft.com/office/2019/extlst" xmlns:r="http://schemas.openxmlformats.org/officeDocument/2006/relationships" xmlns:m="http://schemas.openxmlformats.org/officeDocument/2006/math" xmlns:v="urn:schemas-microsoft-com:vml" xmlns:wp14="http://schemas.microsoft.com/office/word/2010/wordprocessingDrawing" xmlns:wp="http://schemas.openxmlformats.org/drawingml/2006/wordprocessingDrawing" xmlns:w10="urn:schemas-microsoft-com:office:word" xmlns:w="http://schemas.openxmlformats.org/wordprocessingml/2006/main" xmlns:w14="http://schemas.microsoft.com/office/word/2010/wordml" xmlns:w15="http://schemas.microsoft.com/office/word/2012/wordml" xmlns:w16cex="http://schemas.microsoft.com/office/word/2018/wordml/cex" xmlns:w16cid="http://schemas.microsoft.com/office/word/2016/wordml/cid" xmlns:w16="http://schemas.microsoft.com/office/word/2018/wordml" xmlns:w16du="http://schemas.microsoft.com/office/word/2023/wordml/word16du" xmlns:w16sdtdh="http://schemas.microsoft.com/office/word/2020/wordml/sdtdatahash" xmlns:w16sdtfl="http://schemas.microsoft.com/office/word/2024/wordml/sdtformatlock" xmlns:w16se="http://schemas.microsoft.com/office/word/2015/wordml/symex" xmlns:wpg="http://schemas.microsoft.com/office/word/2010/wordprocessingGroup" xmlns:wpi="http://schemas.microsoft.com/office/word/2010/wordprocessingInk" xmlns:wne="http://schemas.microsoft.com/office/word/2006/wordml" xmlns:wps="http://schemas.microsoft.com/office/word/2010/wordprocessingShape" mc:Ignorable="w14 w15 w16se w16cid w16 w16cex w16sdtdh w16sdtfl w16du wp14">
+  <w:p>
+    <w:pPr>
+      <w:pStyle w:val="Header"/>
+    </w:pPr>
+  </w:p>
+</w:hdr>
+</file>
+
+<file path=word/header2.xml><?xml version="1.0" encoding="utf-8"?>
+<w:hdr xmlns:wpc="http://schemas.microsoft.com/office/word/2010/wordprocessingCanvas" xmlns:cx="http://schemas.microsoft.com/office/drawing/2014/chartex" xmlns:cx1="http://schemas.microsoft.com/office/drawing/2015/9/8/chartex" xmlns:cx2="http://schemas.microsoft.com/office/drawing/2015/10/21/chartex" xmlns:cx3="http://schemas.microsoft.com/office/drawing/2016/5/9/chartex" xmlns:cx4="http://schemas.microsoft.com/office/drawing/2016/5/10/chartex" xmlns:cx5="http://schemas.microsoft.com/office/drawing/2016/5/11/chartex" xmlns:cx6="http://schemas.microsoft.com/office/drawing/2016/5/12/chartex" xmlns:cx7="http://schemas.microsoft.com/office/drawing/2016/5/13/chartex" xmlns:cx8="http://schemas.microsoft.com/office/drawing/2016/5/14/chartex" xmlns:mc="http://schemas.openxmlformats.org/markup-compatibility/2006" xmlns:aink="http://schemas.microsoft.com/office/drawing/2016/ink" xmlns:am3d="http://schemas.microsoft.com/office/drawing/2017/model3d" xmlns:o="urn:schemas-microsoft-com:office:office" xmlns:oel="http://schemas.microsoft.com/office/2019/extlst" xmlns:r="http://schemas.openxmlformats.org/officeDocument/2006/relationships" xmlns:m="http://schemas.openxmlformats.org/officeDocument/2006/math" xmlns:v="urn:schemas-microsoft-com:vml" xmlns:wp14="http://schemas.microsoft.com/office/word/2010/wordprocessingDrawing" xmlns:wp="http://schemas.openxmlformats.org/drawingml/2006/wordprocessingDrawing" xmlns:w10="urn:schemas-microsoft-com:office:word" xmlns:w="http://schemas.openxmlformats.org/wordprocessingml/2006/main" xmlns:w14="http://schemas.microsoft.com/office/word/2010/wordml" xmlns:w15="http://schemas.microsoft.com/office/word/2012/wordml" xmlns:w16cex="http://schemas.microsoft.com/office/word/2018/wordml/cex" xmlns:w16cid="http://schemas.microsoft.com/office/word/2016/wordml/cid" xmlns:w16="http://schemas.microsoft.com/office/word/2018/wordml" xmlns:w16du="http://schemas.microsoft.com/office/word/2023/wordml/word16du" xmlns:w16sdtdh="http://schemas.microsoft.com/office/word/2020/wordml/sdtdatahash" xmlns:w16sdtfl="http://schemas.microsoft.com/office/word/2024/wordml/sdtformatlock" xmlns:w16se="http://schemas.microsoft.com/office/word/2015/wordml/symex" xmlns:wpg="http://schemas.microsoft.com/office/word/2010/wordprocessingGroup" xmlns:wpi="http://schemas.microsoft.com/office/word/2010/wordprocessingInk" xmlns:wne="http://schemas.microsoft.com/office/word/2006/wordml" xmlns:wps="http://schemas.microsoft.com/office/word/2010/wordprocessingShape" mc:Ignorable="w14 w15 w16se w16cid w16 w16cex w16sdtdh w16sdtfl w16du wp14">
+  <w:p>
+    <w:pPr>
+      <w:pStyle w:val="Header"/>
+      <w:pBdr>
+        <w:bottom w:val="thinThickSmallGap" w:sz="24" w:space="1" w:color="auto"/>
+      </w:pBdr>
+      <w:rPr>
+        <w:lang w:val="en-US"/>
+      </w:rPr>
+    </w:pPr>
+    <w:r>
+      <w:t>CEUE</w:t>
+    </w:r>
+    <w:proofErr w:type="gramStart"/>
+    <w:r>
+      <w:t xml:space="preserve">203 </w:t>
+    </w:r>
+    <w:r>
+      <w:t>:</w:t>
+    </w:r>
+    <w:proofErr w:type="gramEnd"/>
+    <w:r>
+      <w:t xml:space="preserve"> Object Oriented Programming</w:t>
+    </w:r>
+    <w:r>
+      <w:rPr>
+        <w:lang w:val="en-US"/>
+      </w:rPr>
+      <w:ptab w:relativeTo="margin" w:alignment="center" w:leader="none"/>
+    </w:r>
+    <w:r>
+      <w:rPr>
+        <w:lang w:val="en-US"/>
+      </w:rPr>
+      <w:ptab w:relativeTo="margin" w:alignment="right" w:leader="none"/>
+    </w:r>
+    <w:r>
+      <w:rPr>
+        <w:lang w:val="en-US"/>
+      </w:rPr>
+      <w:t>25AIML012</w:t>
+    </w:r>
+  </w:p>
+  <w:p>
+    <w:pPr>
+      <w:pStyle w:val="Header"/>
+    </w:pPr>
+  </w:p>
+</w:hdr>
+</file>
+
+<file path=word/header3.xml><?xml version="1.0" encoding="utf-8"?>
+<w:hdr xmlns:wpc="http://schemas.microsoft.com/office/word/2010/wordprocessingCanvas" xmlns:cx="http://schemas.microsoft.com/office/drawing/2014/chartex" xmlns:cx1="http://schemas.microsoft.com/office/drawing/2015/9/8/chartex" xmlns:cx2="http://schemas.microsoft.com/office/drawing/2015/10/21/chartex" xmlns:cx3="http://schemas.microsoft.com/office/drawing/2016/5/9/chartex" xmlns:cx4="http://schemas.microsoft.com/office/drawing/2016/5/10/chartex" xmlns:cx5="http://schemas.microsoft.com/office/drawing/2016/5/11/chartex" xmlns:cx6="http://schemas.microsoft.com/office/drawing/2016/5/12/chartex" xmlns:cx7="http://schemas.microsoft.com/office/drawing/2016/5/13/chartex" xmlns:cx8="http://schemas.microsoft.com/office/drawing/2016/5/14/chartex" xmlns:mc="http://schemas.openxmlformats.org/markup-compatibility/2006" xmlns:aink="http://schemas.microsoft.com/office/drawing/2016/ink" xmlns:am3d="http://schemas.microsoft.com/office/drawing/2017/model3d" xmlns:o="urn:schemas-microsoft-com:office:office" xmlns:oel="http://schemas.microsoft.com/office/2019/extlst" xmlns:r="http://schemas.openxmlformats.org/officeDocument/2006/relationships" xmlns:m="http://schemas.openxmlformats.org/officeDocument/2006/math" xmlns:v="urn:schemas-microsoft-com:vml" xmlns:wp14="http://schemas.microsoft.com/office/word/2010/wordprocessingDrawing" xmlns:wp="http://schemas.openxmlformats.org/drawingml/2006/wordprocessingDrawing" xmlns:w10="urn:schemas-microsoft-com:office:word" xmlns:w="http://schemas.openxmlformats.org/wordprocessingml/2006/main" xmlns:w14="http://schemas.microsoft.com/office/word/2010/wordml" xmlns:w15="http://schemas.microsoft.com/office/word/2012/wordml" xmlns:w16cex="http://schemas.microsoft.com/office/word/2018/wordml/cex" xmlns:w16cid="http://schemas.microsoft.com/office/word/2016/wordml/cid" xmlns:w16="http://schemas.microsoft.com/office/word/2018/wordml" xmlns:w16du="http://schemas.microsoft.com/office/word/2023/wordml/word16du" xmlns:w16sdtdh="http://schemas.microsoft.com/office/word/2020/wordml/sdtdatahash" xmlns:w16sdtfl="http://schemas.microsoft.com/office/word/2024/wordml/sdtformatlock" xmlns:w16se="http://schemas.microsoft.com/office/word/2015/wordml/symex" xmlns:wpg="http://schemas.microsoft.com/office/word/2010/wordprocessingGroup" xmlns:wpi="http://schemas.microsoft.com/office/word/2010/wordprocessingInk" xmlns:wne="http://schemas.microsoft.com/office/word/2006/wordml" xmlns:wps="http://schemas.microsoft.com/office/word/2010/wordprocessingShape" mc:Ignorable="w14 w15 w16se w16cid w16 w16cex w16sdtdh w16sdtfl w16du wp14">
+  <w:p>
+    <w:pPr>
+      <w:pStyle w:val="Header"/>
+    </w:pPr>
+  </w:p>
+</w:hdr>
+</file>
+
 <file path=word/numbering.xml><?xml version="1.0" encoding="utf-8"?>
-<w:numbering xmlns:wpc="http://schemas.microsoft.com/office/word/2010/wordprocessingCanvas" xmlns:cx="http://schemas.microsoft.com/office/drawing/2014/chartex" xmlns:cx1="http://schemas.microsoft.com/office/drawing/2015/9/8/chartex" xmlns:cx2="http://schemas.microsoft.com/office/drawing/2015/10/21/chartex" xmlns:cx3="http://schemas.microsoft.com/office/drawing/2016/5/9/chartex" xmlns:cx4="http://schemas.microsoft.com/office/drawing/2016/5/10/chartex" xmlns:cx5="http://schemas.microsoft.com/office/drawing/2016/5/11/chartex" xmlns:cx6="http://schemas.microsoft.com/office/drawing/2016/5/12/chartex" xmlns:cx7="http://schemas.microsoft.com/office/drawing/2016/5/13/chartex" xmlns:cx8="http://schemas.microsoft.com/office/drawing/2016/5/14/chartex" xmlns:mc="http://schemas.openxmlformats.org/markup-compatibility/2006" xmlns:aink="http://schemas.microsoft.com/office/drawing/2016/ink" xmlns:am3d="http://schemas.microsoft.com/office/drawing/2017/model3d" xmlns:o="urn:schemas-microsoft-com:office:office" xmlns:oel="http://schemas.microsoft.com/office/2019/extlst" xmlns:r="http://schemas.openxmlformats.org/officeDocument/2006/relationships" xmlns:m="http://schemas.openxmlformats.org/officeDocument/2006/math" xmlns:v="urn:schemas-microsoft-com:vml" xmlns:wp14="http://schemas.microsoft.com/office/word/2010/wordprocessingDrawing" xmlns:wp="http://schemas.openxmlformats.org/drawingml/2006/wordprocessingDrawing" xmlns:w10="urn:schemas-microsoft-com:office:word" xmlns:w="http://schemas.openxmlformats.org/wordprocessingml/2006/main" xmlns:w14="http://schemas.microsoft.com/office/word/2010/wordml" xmlns:w15="http://schemas.microsoft.com/office/word/2012/wordml" xmlns:w16cei="http://schemas.microsoft.com/office/word/2026/wordml/cei" xmlns:w16cex="http://schemas.microsoft.com/office/word/2018/wordml/cex" xmlns:w16cid="http://schemas.microsoft.com/office/word/2016/wordml/cid" xmlns:w16="http://schemas.microsoft.com/office/word/2018/wordml" xmlns:w16du="http://schemas.microsoft.com/office/word/2023/wordml/word16du" xmlns:w16sdtdh="http://schemas.microsoft.com/office/word/2020/wordml/sdtdatahash" xmlns:w16sdtfl="http://schemas.microsoft.com/office/word/2024/wordml/sdtformatlock" xmlns:w16se="http://schemas.microsoft.com/office/word/2015/wordml/symex" xmlns:wpg="http://schemas.microsoft.com/office/word/2010/wordprocessingGroup" xmlns:wpi="http://schemas.microsoft.com/office/word/2010/wordprocessingInk" xmlns:wne="http://schemas.microsoft.com/office/word/2006/wordml" xmlns:wps="http://schemas.microsoft.com/office/word/2010/wordprocessingShape" mc:Ignorable="w14 w15 w16se w16cid w16 w16cex w16sdtdh w16sdtfl w16du wp14">
+<w:numbering xmlns:wpc="http://schemas.microsoft.com/office/word/2010/wordprocessingCanvas" xmlns:cx="http://schemas.microsoft.com/office/drawing/2014/chartex" xmlns:cx1="http://schemas.microsoft.com/office/drawing/2015/9/8/chartex" xmlns:cx2="http://schemas.microsoft.com/office/drawing/2015/10/21/chartex" xmlns:cx3="http://schemas.microsoft.com/office/drawing/2016/5/9/chartex" xmlns:cx4="http://schemas.microsoft.com/office/drawing/2016/5/10/chartex" xmlns:cx5="http://schemas.microsoft.com/office/drawing/2016/5/11/chartex" xmlns:cx6="http://schemas.microsoft.com/office/drawing/2016/5/12/chartex" xmlns:cx7="http://schemas.microsoft.com/office/drawing/2016/5/13/chartex" xmlns:cx8="http://schemas.microsoft.com/office/drawing/2016/5/14/chartex" xmlns:mc="http://schemas.openxmlformats.org/markup-compatibility/2006" xmlns:aink="http://schemas.microsoft.com/office/drawing/2016/ink" xmlns:am3d="http://schemas.microsoft.com/office/drawing/2017/model3d" xmlns:o="urn:schemas-microsoft-com:office:office" xmlns:oel="http://schemas.microsoft.com/office/2019/extlst" xmlns:r="http://schemas.openxmlformats.org/officeDocument/2006/relationships" xmlns:m="http://schemas.openxmlformats.org/officeDocument/2006/math" xmlns:v="urn:schemas-microsoft-com:vml" xmlns:wp14="http://schemas.microsoft.com/office/word/2010/wordprocessingDrawing" xmlns:wp="http://schemas.openxmlformats.org/drawingml/2006/wordprocessingDrawing" xmlns:w10="urn:schemas-microsoft-com:office:word" xmlns:w="http://schemas.openxmlformats.org/wordprocessingml/2006/main" xmlns:w14="http://schemas.microsoft.com/office/word/2010/wordml" xmlns:w15="http://schemas.microsoft.com/office/word/2012/wordml" xmlns:w16cex="http://schemas.microsoft.com/office/word/2018/wordml/cex" xmlns:w16cid="http://schemas.microsoft.com/office/word/2016/wordml/cid" xmlns:w16="http://schemas.microsoft.com/office/word/2018/wordml" xmlns:w16du="http://schemas.microsoft.com/office/word/2023/wordml/word16du" xmlns:w16sdtdh="http://schemas.microsoft.com/office/word/2020/wordml/sdtdatahash" xmlns:w16sdtfl="http://schemas.microsoft.com/office/word/2024/wordml/sdtformatlock" xmlns:w16se="http://schemas.microsoft.com/office/word/2015/wordml/symex" xmlns:wpg="http://schemas.microsoft.com/office/word/2010/wordprocessingGroup" xmlns:wpi="http://schemas.microsoft.com/office/word/2010/wordprocessingInk" xmlns:wne="http://schemas.microsoft.com/office/word/2006/wordml" xmlns:wps="http://schemas.microsoft.com/office/word/2010/wordprocessingShape" mc:Ignorable="w14 w15 w16se w16cid w16 w16cex w16sdtdh w16sdtfl w16du wp14">
   <w:abstractNum w:abstractNumId="0" w15:restartNumberingAfterBreak="0">
     <w:nsid w:val="64403D30"/>
     <w:multiLevelType w:val="hybridMultilevel"/>
@@ -3365,7 +3994,6 @@
   <w:style w:type="character" w:default="1" w:styleId="DefaultParagraphFont">
     <w:name w:val="Default Paragraph Font"/>
     <w:uiPriority w:val="1"/>
-    <w:semiHidden/>
     <w:unhideWhenUsed/>
   </w:style>
   <w:style w:type="table" w:default="1" w:styleId="TableNormal">
@@ -3721,6 +4349,50 @@
       <w:shd w:val="clear" w:color="auto" w:fill="E1DFDD"/>
     </w:rPr>
   </w:style>
+  <w:style w:type="paragraph" w:styleId="Header">
+    <w:name w:val="header"/>
+    <w:basedOn w:val="Normal"/>
+    <w:link w:val="HeaderChar"/>
+    <w:uiPriority w:val="99"/>
+    <w:unhideWhenUsed/>
+    <w:rsid w:val="008F344A"/>
+    <w:pPr>
+      <w:tabs>
+        <w:tab w:val="center" w:pos="4513"/>
+        <w:tab w:val="right" w:pos="9026"/>
+      </w:tabs>
+      <w:spacing w:after="0" w:line="240" w:lineRule="auto"/>
+    </w:pPr>
+  </w:style>
+  <w:style w:type="character" w:customStyle="1" w:styleId="HeaderChar">
+    <w:name w:val="Header Char"/>
+    <w:basedOn w:val="DefaultParagraphFont"/>
+    <w:link w:val="Header"/>
+    <w:uiPriority w:val="99"/>
+    <w:rsid w:val="008F344A"/>
+  </w:style>
+  <w:style w:type="paragraph" w:styleId="Footer">
+    <w:name w:val="footer"/>
+    <w:basedOn w:val="Normal"/>
+    <w:link w:val="FooterChar"/>
+    <w:uiPriority w:val="99"/>
+    <w:unhideWhenUsed/>
+    <w:rsid w:val="008F344A"/>
+    <w:pPr>
+      <w:tabs>
+        <w:tab w:val="center" w:pos="4513"/>
+        <w:tab w:val="right" w:pos="9026"/>
+      </w:tabs>
+      <w:spacing w:after="0" w:line="240" w:lineRule="auto"/>
+    </w:pPr>
+  </w:style>
+  <w:style w:type="character" w:customStyle="1" w:styleId="FooterChar">
+    <w:name w:val="Footer Char"/>
+    <w:basedOn w:val="DefaultParagraphFont"/>
+    <w:link w:val="Footer"/>
+    <w:uiPriority w:val="99"/>
+    <w:rsid w:val="008F344A"/>
+  </w:style>
 </w:styles>
 </file>
 
